--- a/DIY_Alkalinity_Monitor_Changelog.docx
+++ b/DIY_Alkalinity_Monitor_Changelog.docx
@@ -4701,7 +4701,7 @@
           <w:sz w:val="18"/>
           <w:szCs w:val="18"/>
         </w:rPr>
-        <w:t xml:space="preserve">Telegraham Tested  •  DIY Ratiometric Alkalinity Monitor  •  Firmware Changelog</w:t>
+        <w:t xml:space="preserve">Telegraham Tested  •  DIY Ratiometric Alkalinity Monitor  •  Firmware Changelog  •  CC0 1.0 — No rights reserved</w:t>
       </w:r>
     </w:p>
     <w:sectPr>
@@ -4776,7 +4776,7 @@
         <w:sz w:val="18"/>
         <w:szCs w:val="18"/>
       </w:rPr>
-      <w:t xml:space="preserve">Telegraham Tested  •  Current: v2.1.2</w:t>
+      <w:t xml:space="preserve">Telegraham Tested  •  Current: v2.1.2  •  CC0 1.0 — No rights reserved</w:t>
     </w:r>
   </w:p>
 </w:ftr>

--- a/DIY_Alkalinity_Monitor_Changelog.docx
+++ b/DIY_Alkalinity_Monitor_Changelog.docx
@@ -324,7 +324,7 @@
                 <w:sz w:val="40"/>
                 <w:szCs w:val="40"/>
               </w:rPr>
-              <w:t xml:space="preserve">v2.1.2</w:t>
+              <w:t xml:space="preserve">v2.2</w:t>
             </w:r>
           </w:p>
         </w:tc>
@@ -387,7 +387,7 @@
                 <w:sz w:val="20"/>
                 <w:szCs w:val="20"/>
               </w:rPr>
-              <w:t xml:space="preserve">PRIME command for first-run tubing priming</w:t>
+              <w:t xml:space="preserve">Two-pump architecture — Pump C removed, Pump B now reversible</w:t>
             </w:r>
           </w:p>
         </w:tc>
@@ -491,6 +491,718 @@
               <w:bottom w:val="single" w:color="DDDDDD" w:sz="1"/>
               <w:right w:val="single" w:color="DDDDDD" w:sz="1"/>
             </w:tcBorders>
+            <w:shd w:fill="FFF8E6" w:val="clear"/>
+            <w:tcMar>
+              <w:top w:type="dxa" w:w="80"/>
+              <w:left w:type="dxa" w:w="140"/>
+              <w:bottom w:type="dxa" w:w="80"/>
+              <w:right w:type="dxa" w:w="140"/>
+            </w:tcMar>
+            <w:vAlign w:val="center"/>
+          </w:tcPr>
+          <w:p>
+            <w:pPr>
+              <w:jc w:val="center"/>
+            </w:pPr>
+            <w:r>
+              <w:rPr>
+                <w:rFonts w:ascii="Arial" w:cs="Arial" w:eastAsia="Arial" w:hAnsi="Arial"/>
+                <w:b/>
+                <w:bCs/>
+                <w:color w:val="C87800"/>
+                <w:sz w:val="19"/>
+                <w:szCs w:val="19"/>
+              </w:rPr>
+              <w:t xml:space="preserve">CHANGED</w:t>
+            </w:r>
+          </w:p>
+        </w:tc>
+        <w:tc>
+          <w:tcPr>
+            <w:tcW w:type="dxa" w:w="7760"/>
+            <w:tcBorders>
+              <w:top w:val="single" w:color="DDDDDD" w:sz="1"/>
+              <w:left w:val="single" w:color="DDDDDD" w:sz="1"/>
+              <w:bottom w:val="single" w:color="DDDDDD" w:sz="1"/>
+              <w:right w:val="single" w:color="DDDDDD" w:sz="1"/>
+            </w:tcBorders>
+            <w:shd w:fill="FFFFFF" w:val="clear"/>
+            <w:tcMar>
+              <w:top w:type="dxa" w:w="80"/>
+              <w:left w:type="dxa" w:w="160"/>
+              <w:bottom w:type="dxa" w:w="80"/>
+              <w:right w:type="dxa" w:w="160"/>
+            </w:tcMar>
+          </w:tcPr>
+          <w:p>
+            <w:pPr>
+              <w:spacing w:after="60" w:before="0"/>
+            </w:pPr>
+            <w:r>
+              <w:rPr>
+                <w:rFonts w:ascii="Arial" w:cs="Arial" w:eastAsia="Arial" w:hAnsi="Arial"/>
+                <w:color w:val="000000"/>
+                <w:sz w:val="21"/>
+                <w:szCs w:val="21"/>
+              </w:rPr>
+              <w:t xml:space="preserve">Pump B is now reversible — Pump C (waste drain) removed entirely.</w:t>
+            </w:r>
+          </w:p>
+          <w:p>
+            <w:pPr>
+              <w:pStyle w:val="ListParagraph"/>
+              <w:numPr>
+                <w:ilvl w:val="0"/>
+                <w:numId w:val="2"/>
+              </w:numPr>
+              <w:spacing w:after="30" w:before="30"/>
+            </w:pPr>
+            <w:r>
+              <w:rPr>
+                <w:rFonts w:ascii="Arial" w:cs="Arial" w:eastAsia="Arial" w:hAnsi="Arial"/>
+                <w:color w:val="333333"/>
+                <w:sz w:val="20"/>
+                <w:szCs w:val="20"/>
+              </w:rPr>
+              <w:t xml:space="preserve">v2.1 required three pumps: Pump A (reversible, reservoir), Pump B (one-way, tank in), Pump C (one-way, waste drain).</w:t>
+            </w:r>
+          </w:p>
+          <w:p>
+            <w:pPr>
+              <w:pStyle w:val="ListParagraph"/>
+              <w:numPr>
+                <w:ilvl w:val="0"/>
+                <w:numId w:val="2"/>
+              </w:numPr>
+              <w:spacing w:after="30" w:before="30"/>
+            </w:pPr>
+            <w:r>
+              <w:rPr>
+                <w:rFonts w:ascii="Arial" w:cs="Arial" w:eastAsia="Arial" w:hAnsi="Arial"/>
+                <w:color w:val="333333"/>
+                <w:sz w:val="20"/>
+                <w:szCs w:val="20"/>
+              </w:rPr>
+              <w:t xml:space="preserve">v2.2 removes Pump C. Pump B is now reversible, returning tank and rinse water to the sump after each measurement.</w:t>
+            </w:r>
+          </w:p>
+          <w:p>
+            <w:pPr>
+              <w:pStyle w:val="ListParagraph"/>
+              <w:numPr>
+                <w:ilvl w:val="0"/>
+                <w:numId w:val="2"/>
+              </w:numPr>
+              <w:spacing w:after="30" w:before="30"/>
+            </w:pPr>
+            <w:r>
+              <w:rPr>
+                <w:rFonts w:ascii="Arial" w:cs="Arial" w:eastAsia="Arial" w:hAnsi="Arial"/>
+                <w:color w:val="333333"/>
+                <w:sz w:val="20"/>
+                <w:szCs w:val="20"/>
+              </w:rPr>
+              <w:t xml:space="preserve">No waste line, waste container, or drain connection required.</w:t>
+            </w:r>
+          </w:p>
+          <w:p>
+            <w:pPr>
+              <w:pStyle w:val="ListParagraph"/>
+              <w:numPr>
+                <w:ilvl w:val="0"/>
+                <w:numId w:val="2"/>
+              </w:numPr>
+              <w:spacing w:after="30" w:before="30"/>
+            </w:pPr>
+            <w:r>
+              <w:rPr>
+                <w:rFonts w:ascii="Arial" w:cs="Arial" w:eastAsia="Arial" w:hAnsi="Arial"/>
+                <w:color w:val="333333"/>
+                <w:sz w:val="20"/>
+                <w:szCs w:val="20"/>
+              </w:rPr>
+              <w:t xml:space="preserve">GPIO assignments are unchanged. GPIO 5 was PUMP_WASTE (Pump C); it is now PUMP_TANK_REV (Pump B reverse). Same relay channel IN4, new logical function.</w:t>
+            </w:r>
+          </w:p>
+          <w:p>
+            <w:pPr>
+              <w:pStyle w:val="ListParagraph"/>
+              <w:numPr>
+                <w:ilvl w:val="0"/>
+                <w:numId w:val="2"/>
+              </w:numPr>
+              <w:spacing w:after="30" w:before="30"/>
+            </w:pPr>
+            <w:r>
+              <w:rPr>
+                <w:rFonts w:ascii="Arial" w:cs="Arial" w:eastAsia="Arial" w:hAnsi="Arial"/>
+                <w:color w:val="333333"/>
+                <w:sz w:val="20"/>
+                <w:szCs w:val="20"/>
+              </w:rPr>
+              <w:t xml:space="preserve">Relay wiring: IN1 = Pump A fwd (GPIO 23), IN2 = Pump A rev (GPIO 19), IN3 = Pump B fwd (GPIO 18), IN4 = Pump B rev (GPIO 5).</w:t>
+            </w:r>
+          </w:p>
+        </w:tc>
+      </w:tr>
+      <w:tr>
+        <w:tc>
+          <w:tcPr>
+            <w:tcW w:type="dxa" w:w="1600"/>
+            <w:tcBorders>
+              <w:top w:val="single" w:color="DDDDDD" w:sz="1"/>
+              <w:left w:val="single" w:color="DDDDDD" w:sz="1"/>
+              <w:bottom w:val="single" w:color="DDDDDD" w:sz="1"/>
+              <w:right w:val="single" w:color="DDDDDD" w:sz="1"/>
+            </w:tcBorders>
+            <w:shd w:fill="FFF8E6" w:val="clear"/>
+            <w:tcMar>
+              <w:top w:type="dxa" w:w="80"/>
+              <w:left w:type="dxa" w:w="140"/>
+              <w:bottom w:type="dxa" w:w="80"/>
+              <w:right w:type="dxa" w:w="140"/>
+            </w:tcMar>
+            <w:vAlign w:val="center"/>
+          </w:tcPr>
+          <w:p>
+            <w:pPr>
+              <w:jc w:val="center"/>
+            </w:pPr>
+            <w:r>
+              <w:rPr>
+                <w:rFonts w:ascii="Arial" w:cs="Arial" w:eastAsia="Arial" w:hAnsi="Arial"/>
+                <w:b/>
+                <w:bCs/>
+                <w:color w:val="C87800"/>
+                <w:sz w:val="19"/>
+                <w:szCs w:val="19"/>
+              </w:rPr>
+              <w:t xml:space="preserve">CHANGED</w:t>
+            </w:r>
+          </w:p>
+        </w:tc>
+        <w:tc>
+          <w:tcPr>
+            <w:tcW w:type="dxa" w:w="7760"/>
+            <w:tcBorders>
+              <w:top w:val="single" w:color="DDDDDD" w:sz="1"/>
+              <w:left w:val="single" w:color="DDDDDD" w:sz="1"/>
+              <w:bottom w:val="single" w:color="DDDDDD" w:sz="1"/>
+              <w:right w:val="single" w:color="DDDDDD" w:sz="1"/>
+            </w:tcBorders>
+            <w:shd w:fill="FFFFFF" w:val="clear"/>
+            <w:tcMar>
+              <w:top w:type="dxa" w:w="80"/>
+              <w:left w:type="dxa" w:w="160"/>
+              <w:bottom w:type="dxa" w:w="80"/>
+              <w:right w:type="dxa" w:w="160"/>
+            </w:tcMar>
+          </w:tcPr>
+          <w:p>
+            <w:pPr>
+              <w:spacing w:after="60" w:before="0"/>
+            </w:pPr>
+            <w:r>
+              <w:rPr>
+                <w:rFonts w:ascii="Arial" w:cs="Arial" w:eastAsia="Arial" w:hAnsi="Arial"/>
+                <w:color w:val="000000"/>
+                <w:sz w:val="21"/>
+                <w:szCs w:val="21"/>
+              </w:rPr>
+              <w:t xml:space="preserve">PUMP_TANK renamed PUMP_TANK_FWD, PUMP_WASTE renamed PUMP_TANK_REV throughout firmware.</w:t>
+            </w:r>
+          </w:p>
+          <w:p>
+            <w:pPr>
+              <w:pStyle w:val="ListParagraph"/>
+              <w:numPr>
+                <w:ilvl w:val="0"/>
+                <w:numId w:val="2"/>
+              </w:numPr>
+              <w:spacing w:after="30" w:before="30"/>
+            </w:pPr>
+            <w:r>
+              <w:rPr>
+                <w:rFonts w:ascii="Arial" w:cs="Arial" w:eastAsia="Arial" w:hAnsi="Arial"/>
+                <w:color w:val="333333"/>
+                <w:sz w:val="20"/>
+                <w:szCs w:val="20"/>
+              </w:rPr>
+              <w:t xml:space="preserve">All runTankCycle() drain calls now use PUMP_TANK_REV instead of PUMP_WASTE.</w:t>
+            </w:r>
+          </w:p>
+          <w:p>
+            <w:pPr>
+              <w:pStyle w:val="ListParagraph"/>
+              <w:numPr>
+                <w:ilvl w:val="0"/>
+                <w:numId w:val="2"/>
+              </w:numPr>
+              <w:spacing w:after="30" w:before="30"/>
+            </w:pPr>
+            <w:r>
+              <w:rPr>
+                <w:rFonts w:ascii="Arial" w:cs="Arial" w:eastAsia="Arial" w:hAnsi="Arial"/>
+                <w:color w:val="333333"/>
+                <w:sz w:val="20"/>
+                <w:szCs w:val="20"/>
+              </w:rPr>
+              <w:t xml:space="preserve">All runFlushCycle() drain calls now use PUMP_TANK_REV instead of PUMP_WASTE.</w:t>
+            </w:r>
+          </w:p>
+          <w:p>
+            <w:pPr>
+              <w:pStyle w:val="ListParagraph"/>
+              <w:numPr>
+                <w:ilvl w:val="0"/>
+                <w:numId w:val="2"/>
+              </w:numPr>
+              <w:spacing w:after="30" w:before="30"/>
+            </w:pPr>
+            <w:r>
+              <w:rPr>
+                <w:rFonts w:ascii="Arial" w:cs="Arial" w:eastAsia="Arial" w:hAnsi="Arial"/>
+                <w:color w:val="333333"/>
+                <w:sz w:val="20"/>
+                <w:szCs w:val="20"/>
+              </w:rPr>
+              <w:t xml:space="preserve">Serial output: [TANK] Draining... replaced with [TANK] Returning water to sump...</w:t>
+            </w:r>
+          </w:p>
+        </w:tc>
+      </w:tr>
+      <w:tr>
+        <w:tc>
+          <w:tcPr>
+            <w:tcW w:type="dxa" w:w="1600"/>
+            <w:tcBorders>
+              <w:top w:val="single" w:color="DDDDDD" w:sz="1"/>
+              <w:left w:val="single" w:color="DDDDDD" w:sz="1"/>
+              <w:bottom w:val="single" w:color="DDDDDD" w:sz="1"/>
+              <w:right w:val="single" w:color="DDDDDD" w:sz="1"/>
+            </w:tcBorders>
+            <w:shd w:fill="FFF8E6" w:val="clear"/>
+            <w:tcMar>
+              <w:top w:type="dxa" w:w="80"/>
+              <w:left w:type="dxa" w:w="140"/>
+              <w:bottom w:type="dxa" w:w="80"/>
+              <w:right w:type="dxa" w:w="140"/>
+            </w:tcMar>
+            <w:vAlign w:val="center"/>
+          </w:tcPr>
+          <w:p>
+            <w:pPr>
+              <w:jc w:val="center"/>
+            </w:pPr>
+            <w:r>
+              <w:rPr>
+                <w:rFonts w:ascii="Arial" w:cs="Arial" w:eastAsia="Arial" w:hAnsi="Arial"/>
+                <w:b/>
+                <w:bCs/>
+                <w:color w:val="C87800"/>
+                <w:sz w:val="19"/>
+                <w:szCs w:val="19"/>
+              </w:rPr>
+              <w:t xml:space="preserve">CHANGED</w:t>
+            </w:r>
+          </w:p>
+        </w:tc>
+        <w:tc>
+          <w:tcPr>
+            <w:tcW w:type="dxa" w:w="7760"/>
+            <w:tcBorders>
+              <w:top w:val="single" w:color="DDDDDD" w:sz="1"/>
+              <w:left w:val="single" w:color="DDDDDD" w:sz="1"/>
+              <w:bottom w:val="single" w:color="DDDDDD" w:sz="1"/>
+              <w:right w:val="single" w:color="DDDDDD" w:sz="1"/>
+            </w:tcBorders>
+            <w:shd w:fill="FFFFFF" w:val="clear"/>
+            <w:tcMar>
+              <w:top w:type="dxa" w:w="80"/>
+              <w:left w:type="dxa" w:w="160"/>
+              <w:bottom w:type="dxa" w:w="80"/>
+              <w:right w:type="dxa" w:w="160"/>
+            </w:tcMar>
+          </w:tcPr>
+          <w:p>
+            <w:pPr>
+              <w:spacing w:after="60" w:before="0"/>
+            </w:pPr>
+            <w:r>
+              <w:rPr>
+                <w:rFonts w:ascii="Arial" w:cs="Arial" w:eastAsia="Arial" w:hAnsi="Arial"/>
+                <w:color w:val="000000"/>
+                <w:sz w:val="21"/>
+                <w:szCs w:val="21"/>
+              </w:rPr>
+              <w:t xml:space="preserve">PRIME command updated for two-pump layout.</w:t>
+            </w:r>
+          </w:p>
+          <w:p>
+            <w:pPr>
+              <w:pStyle w:val="ListParagraph"/>
+              <w:numPr>
+                <w:ilvl w:val="0"/>
+                <w:numId w:val="2"/>
+              </w:numPr>
+              <w:spacing w:after="30" w:before="30"/>
+            </w:pPr>
+            <w:r>
+              <w:rPr>
+                <w:rFonts w:ascii="Arial" w:cs="Arial" w:eastAsia="Arial" w:hAnsi="Arial"/>
+                <w:color w:val="333333"/>
+                <w:sz w:val="20"/>
+                <w:szCs w:val="20"/>
+              </w:rPr>
+              <w:t xml:space="preserve">Step 3 now primes Pump B forward (sump to chamber, 20 s).</w:t>
+            </w:r>
+          </w:p>
+          <w:p>
+            <w:pPr>
+              <w:pStyle w:val="ListParagraph"/>
+              <w:numPr>
+                <w:ilvl w:val="0"/>
+                <w:numId w:val="2"/>
+              </w:numPr>
+              <w:spacing w:after="30" w:before="30"/>
+            </w:pPr>
+            <w:r>
+              <w:rPr>
+                <w:rFonts w:ascii="Arial" w:cs="Arial" w:eastAsia="Arial" w:hAnsi="Arial"/>
+                <w:color w:val="333333"/>
+                <w:sz w:val="20"/>
+                <w:szCs w:val="20"/>
+              </w:rPr>
+              <w:t xml:space="preserve">Step 4 now primes Pump B reverse (chamber to sump, 20 s).</w:t>
+            </w:r>
+          </w:p>
+          <w:p>
+            <w:pPr>
+              <w:pStyle w:val="ListParagraph"/>
+              <w:numPr>
+                <w:ilvl w:val="0"/>
+                <w:numId w:val="2"/>
+              </w:numPr>
+              <w:spacing w:after="30" w:before="30"/>
+            </w:pPr>
+            <w:r>
+              <w:rPr>
+                <w:rFonts w:ascii="Arial" w:cs="Arial" w:eastAsia="Arial" w:hAnsi="Arial"/>
+                <w:color w:val="333333"/>
+                <w:sz w:val="20"/>
+                <w:szCs w:val="20"/>
+              </w:rPr>
+              <w:t xml:space="preserve">Previously steps 3 and 4 primed Pump B and Pump C separately.</w:t>
+            </w:r>
+          </w:p>
+        </w:tc>
+      </w:tr>
+      <w:tr>
+        <w:tc>
+          <w:tcPr>
+            <w:tcW w:type="dxa" w:w="1600"/>
+            <w:tcBorders>
+              <w:top w:val="single" w:color="DDDDDD" w:sz="1"/>
+              <w:left w:val="single" w:color="DDDDDD" w:sz="1"/>
+              <w:bottom w:val="single" w:color="DDDDDD" w:sz="1"/>
+              <w:right w:val="single" w:color="DDDDDD" w:sz="1"/>
+            </w:tcBorders>
+            <w:shd w:fill="F5F5F5" w:val="clear"/>
+            <w:tcMar>
+              <w:top w:type="dxa" w:w="80"/>
+              <w:left w:type="dxa" w:w="140"/>
+              <w:bottom w:type="dxa" w:w="80"/>
+              <w:right w:type="dxa" w:w="140"/>
+            </w:tcMar>
+            <w:vAlign w:val="center"/>
+          </w:tcPr>
+          <w:p>
+            <w:pPr>
+              <w:jc w:val="center"/>
+            </w:pPr>
+            <w:r>
+              <w:rPr>
+                <w:rFonts w:ascii="Arial" w:cs="Arial" w:eastAsia="Arial" w:hAnsi="Arial"/>
+                <w:b/>
+                <w:bCs/>
+                <w:color w:val="666666"/>
+                <w:sz w:val="19"/>
+                <w:szCs w:val="19"/>
+              </w:rPr>
+              <w:t xml:space="preserve">NOTE</w:t>
+            </w:r>
+          </w:p>
+        </w:tc>
+        <w:tc>
+          <w:tcPr>
+            <w:tcW w:type="dxa" w:w="7760"/>
+            <w:tcBorders>
+              <w:top w:val="single" w:color="DDDDDD" w:sz="1"/>
+              <w:left w:val="single" w:color="DDDDDD" w:sz="1"/>
+              <w:bottom w:val="single" w:color="DDDDDD" w:sz="1"/>
+              <w:right w:val="single" w:color="DDDDDD" w:sz="1"/>
+            </w:tcBorders>
+            <w:shd w:fill="FFFFFF" w:val="clear"/>
+            <w:tcMar>
+              <w:top w:type="dxa" w:w="80"/>
+              <w:left w:type="dxa" w:w="160"/>
+              <w:bottom w:type="dxa" w:w="80"/>
+              <w:right w:type="dxa" w:w="160"/>
+            </w:tcMar>
+          </w:tcPr>
+          <w:p>
+            <w:pPr>
+              <w:spacing w:after="0" w:before="0"/>
+            </w:pPr>
+            <w:r>
+              <w:rPr>
+                <w:rFonts w:ascii="Arial" w:cs="Arial" w:eastAsia="Arial" w:hAnsi="Arial"/>
+                <w:color w:val="000000"/>
+                <w:sz w:val="21"/>
+                <w:szCs w:val="21"/>
+              </w:rPr>
+              <w:t xml:space="preserve">Hardware change required: Pump B must be a reversible pump (same model as Pump A). Pump C is removed. Rewire relay IN4 from Pump C motor to Pump B reverse motor terminals.</w:t>
+            </w:r>
+          </w:p>
+        </w:tc>
+      </w:tr>
+    </w:tbl>
+    <w:p>
+      <w:pPr>
+        <w:spacing w:after="40" w:before="80"/>
+      </w:pPr>
+    </w:p>
+    <w:p>
+      <w:pPr>
+        <w:spacing w:after="100" w:before="60"/>
+      </w:pPr>
+      <w:r>
+        <w:rPr>
+          <w:rFonts w:ascii="Arial" w:cs="Arial" w:eastAsia="Arial" w:hAnsi="Arial"/>
+          <w:color w:val="666666"/>
+          <w:sz w:val="22"/>
+          <w:szCs w:val="22"/>
+        </w:rPr>
+        <w:t xml:space="preserve">Prompted by: user design decision — eliminate waste drain, return all water to sump.</w:t>
+      </w:r>
+    </w:p>
+    <w:p>
+      <w:pPr>
+        <w:spacing w:after="40" w:before="160"/>
+      </w:pPr>
+    </w:p>
+    <w:tbl>
+      <w:tblPr>
+        <w:tblW w:type="dxa" w:w="9360"/>
+        <w:tblBorders>
+          <w:top w:val="single" w:color="auto" w:sz="4"/>
+          <w:left w:val="single" w:color="auto" w:sz="4"/>
+          <w:bottom w:val="single" w:color="auto" w:sz="4"/>
+          <w:right w:val="single" w:color="auto" w:sz="4"/>
+          <w:insideH w:val="single" w:color="auto" w:sz="4"/>
+          <w:insideV w:val="single" w:color="auto" w:sz="4"/>
+        </w:tblBorders>
+      </w:tblPr>
+      <w:tblGrid>
+        <w:gridCol w:w="2200"/>
+        <w:gridCol w:w="1600"/>
+        <w:gridCol w:w="5560"/>
+      </w:tblGrid>
+      <w:tr>
+        <w:tc>
+          <w:tcPr>
+            <w:tcW w:type="dxa" w:w="2200"/>
+            <w:tcBorders>
+              <w:top w:val="single" w:color="1A6B6B" w:sz="1"/>
+              <w:left w:val="single" w:color="1A6B6B" w:sz="1"/>
+              <w:bottom w:val="single" w:color="1A6B6B" w:sz="1"/>
+              <w:right w:val="single" w:color="1A6B6B" w:sz="1"/>
+            </w:tcBorders>
+            <w:shd w:fill="1A6B6B" w:val="clear"/>
+            <w:tcMar>
+              <w:top w:type="dxa" w:w="120"/>
+              <w:left w:type="dxa" w:w="200"/>
+              <w:bottom w:type="dxa" w:w="120"/>
+              <w:right w:type="dxa" w:w="200"/>
+            </w:tcMar>
+          </w:tcPr>
+          <w:p>
+            <w:r>
+              <w:rPr>
+                <w:rFonts w:ascii="Arial" w:cs="Arial" w:eastAsia="Arial" w:hAnsi="Arial"/>
+                <w:b/>
+                <w:bCs/>
+                <w:color w:val="FFFFFF"/>
+                <w:sz w:val="40"/>
+                <w:szCs w:val="40"/>
+              </w:rPr>
+              <w:t xml:space="preserve">v2.1.2</w:t>
+            </w:r>
+          </w:p>
+        </w:tc>
+        <w:tc>
+          <w:tcPr>
+            <w:tcW w:type="dxa" w:w="1600"/>
+            <w:tcBorders>
+              <w:top w:val="single" w:color="1A56A0" w:sz="1"/>
+              <w:left w:val="single" w:color="1A56A0" w:sz="1"/>
+              <w:bottom w:val="single" w:color="1A56A0" w:sz="1"/>
+              <w:right w:val="single" w:color="1A56A0" w:sz="1"/>
+            </w:tcBorders>
+            <w:shd w:fill="E8F0FC" w:val="clear"/>
+            <w:tcMar>
+              <w:top w:type="dxa" w:w="120"/>
+              <w:left w:type="dxa" w:w="200"/>
+              <w:bottom w:type="dxa" w:w="120"/>
+              <w:right w:type="dxa" w:w="200"/>
+            </w:tcMar>
+          </w:tcPr>
+          <w:p>
+            <w:pPr>
+              <w:jc w:val="center"/>
+            </w:pPr>
+            <w:r>
+              <w:rPr>
+                <w:rFonts w:ascii="Arial" w:cs="Arial" w:eastAsia="Arial" w:hAnsi="Arial"/>
+                <w:b/>
+                <w:bCs/>
+                <w:color w:val="1A56A0"/>
+                <w:sz w:val="22"/>
+                <w:szCs w:val="22"/>
+              </w:rPr>
+              <w:t xml:space="preserve">PATCH</w:t>
+            </w:r>
+          </w:p>
+        </w:tc>
+        <w:tc>
+          <w:tcPr>
+            <w:tcW w:type="dxa" w:w="5560"/>
+            <w:tcBorders>
+              <w:top w:val="single" w:color="CCCCCC" w:sz="1"/>
+              <w:left w:val="single" w:color="CCCCCC" w:sz="1"/>
+              <w:bottom w:val="single" w:color="CCCCCC" w:sz="1"/>
+              <w:right w:val="single" w:color="CCCCCC" w:sz="1"/>
+            </w:tcBorders>
+            <w:shd w:fill="E6F4F4" w:val="clear"/>
+            <w:tcMar>
+              <w:top w:type="dxa" w:w="120"/>
+              <w:left w:type="dxa" w:w="200"/>
+              <w:bottom w:type="dxa" w:w="120"/>
+              <w:right w:type="dxa" w:w="200"/>
+            </w:tcMar>
+          </w:tcPr>
+          <w:p>
+            <w:r>
+              <w:rPr>
+                <w:rFonts w:ascii="Arial" w:cs="Arial" w:eastAsia="Arial" w:hAnsi="Arial"/>
+                <w:color w:val="333333"/>
+                <w:sz w:val="20"/>
+                <w:szCs w:val="20"/>
+              </w:rPr>
+              <w:t xml:space="preserve">PRIME command for first-run tubing priming</w:t>
+            </w:r>
+          </w:p>
+        </w:tc>
+      </w:tr>
+    </w:tbl>
+    <w:p>
+      <w:pPr>
+        <w:spacing w:after="60" w:before="60"/>
+      </w:pPr>
+    </w:p>
+    <w:tbl>
+      <w:tblPr>
+        <w:tblW w:type="dxa" w:w="9360"/>
+        <w:tblBorders>
+          <w:top w:val="single" w:color="auto" w:sz="4"/>
+          <w:left w:val="single" w:color="auto" w:sz="4"/>
+          <w:bottom w:val="single" w:color="auto" w:sz="4"/>
+          <w:right w:val="single" w:color="auto" w:sz="4"/>
+          <w:insideH w:val="single" w:color="auto" w:sz="4"/>
+          <w:insideV w:val="single" w:color="auto" w:sz="4"/>
+        </w:tblBorders>
+      </w:tblPr>
+      <w:tblGrid>
+        <w:gridCol w:w="1600"/>
+        <w:gridCol w:w="7760"/>
+      </w:tblGrid>
+      <w:tr>
+        <w:trPr>
+          <w:tblHeader/>
+        </w:trPr>
+        <w:tc>
+          <w:tcPr>
+            <w:tcW w:type="dxa" w:w="1600"/>
+            <w:tcBorders>
+              <w:top w:val="single" w:color="1A6B6B" w:sz="1"/>
+              <w:left w:val="single" w:color="1A6B6B" w:sz="1"/>
+              <w:bottom w:val="single" w:color="1A6B6B" w:sz="1"/>
+              <w:right w:val="single" w:color="1A6B6B" w:sz="1"/>
+            </w:tcBorders>
+            <w:shd w:fill="2E8B8B" w:val="clear"/>
+            <w:tcMar>
+              <w:top w:type="dxa" w:w="70"/>
+              <w:left w:type="dxa" w:w="140"/>
+              <w:bottom w:type="dxa" w:w="70"/>
+              <w:right w:type="dxa" w:w="140"/>
+            </w:tcMar>
+          </w:tcPr>
+          <w:p>
+            <w:r>
+              <w:rPr>
+                <w:rFonts w:ascii="Arial" w:cs="Arial" w:eastAsia="Arial" w:hAnsi="Arial"/>
+                <w:b/>
+                <w:bCs/>
+                <w:color w:val="FFFFFF"/>
+                <w:sz w:val="19"/>
+                <w:szCs w:val="19"/>
+              </w:rPr>
+              <w:t xml:space="preserve">Type</w:t>
+            </w:r>
+          </w:p>
+        </w:tc>
+        <w:tc>
+          <w:tcPr>
+            <w:tcW w:type="dxa" w:w="7760"/>
+            <w:tcBorders>
+              <w:top w:val="single" w:color="1A6B6B" w:sz="1"/>
+              <w:left w:val="single" w:color="1A6B6B" w:sz="1"/>
+              <w:bottom w:val="single" w:color="1A6B6B" w:sz="1"/>
+              <w:right w:val="single" w:color="1A6B6B" w:sz="1"/>
+            </w:tcBorders>
+            <w:shd w:fill="2E8B8B" w:val="clear"/>
+            <w:tcMar>
+              <w:top w:type="dxa" w:w="70"/>
+              <w:left w:type="dxa" w:w="160"/>
+              <w:bottom w:type="dxa" w:w="70"/>
+              <w:right w:type="dxa" w:w="160"/>
+            </w:tcMar>
+          </w:tcPr>
+          <w:p>
+            <w:r>
+              <w:rPr>
+                <w:rFonts w:ascii="Arial" w:cs="Arial" w:eastAsia="Arial" w:hAnsi="Arial"/>
+                <w:b/>
+                <w:bCs/>
+                <w:color w:val="FFFFFF"/>
+                <w:sz w:val="19"/>
+                <w:szCs w:val="19"/>
+              </w:rPr>
+              <w:t xml:space="preserve">Description</w:t>
+            </w:r>
+          </w:p>
+        </w:tc>
+      </w:tr>
+      <w:tr>
+        <w:tc>
+          <w:tcPr>
+            <w:tcW w:type="dxa" w:w="1600"/>
+            <w:tcBorders>
+              <w:top w:val="single" w:color="DDDDDD" w:sz="1"/>
+              <w:left w:val="single" w:color="DDDDDD" w:sz="1"/>
+              <w:bottom w:val="single" w:color="DDDDDD" w:sz="1"/>
+              <w:right w:val="single" w:color="DDDDDD" w:sz="1"/>
+            </w:tcBorders>
             <w:shd w:fill="EAF4EA" w:val="clear"/>
             <w:tcMar>
               <w:top w:type="dxa" w:w="80"/>
@@ -564,7 +1276,7 @@
                 <w:sz w:val="20"/>
                 <w:szCs w:val="20"/>
               </w:rPr>
-              <w:t xml:space="preserve">Runs four stages in sequence: Pump A forward 30 s, Pump A reverse 30 s, Pump B 20 s, Pump C 20 s.</w:t>
+              <w:t xml:space="preserve">Runs four stages in sequence: Pump A forward 30 s, Pump A reverse 30 s, Pump B forward 20 s, Pump B reverse 20 s. (Note: v2.1.2 originally referenced Pump C; updated in v2.2 to match two-pump design.)</w:t>
             </w:r>
           </w:p>
           <w:p>

--- a/DIY_Alkalinity_Monitor_Changelog.docx
+++ b/DIY_Alkalinity_Monitor_Changelog.docx
@@ -54,7 +54,7 @@
           <w:sz w:val="22"/>
           <w:szCs w:val="22"/>
         </w:rPr>
-        <w:t xml:space="preserve">Telegraham Tested   •   Current version: v2.1.2</w:t>
+        <w:t xml:space="preserve">TelegrahamTested   •   Current version: v2.1.2</w:t>
       </w:r>
     </w:p>
     <w:p>
@@ -1515,7 +1515,7 @@
                 <w:sz w:val="40"/>
                 <w:szCs w:val="40"/>
               </w:rPr>
-              <w:t xml:space="preserve">v2.1.1</w:t>
+              <w:t xml:space="preserve">v2.2</w:t>
             </w:r>
           </w:p>
         </w:tc>
@@ -5413,7 +5413,7 @@
           <w:sz w:val="18"/>
           <w:szCs w:val="18"/>
         </w:rPr>
-        <w:t xml:space="preserve">Telegraham Tested  •  DIY Ratiometric Alkalinity Monitor  •  Firmware Changelog  •  CC0 1.0 — No rights reserved</w:t>
+        <w:t xml:space="preserve">TelegrahamTested  •  DIY Ratiometric Alkalinity Monitor  •  Firmware Changelog  •  CC BY-NC-SA 4.0</w:t>
       </w:r>
     </w:p>
     <w:sectPr>
@@ -5488,7 +5488,7 @@
         <w:sz w:val="18"/>
         <w:szCs w:val="18"/>
       </w:rPr>
-      <w:t xml:space="preserve">Telegraham Tested  •  Current: v2.1.2  •  CC0 1.0 — No rights reserved</w:t>
+      <w:t xml:space="preserve">TelegrahamTested  •  Current: v2.1.2  •  CC BY-NC-SA 4.0</w:t>
     </w:r>
   </w:p>
 </w:ftr>
